--- a/牧师子分支/神圣领域-爱、激情与欢愉之神.docx
+++ b/牧师子分支/神圣领域-爱、激情与欢愉之神.docx
@@ -616,6 +616,12 @@
             <w:insideH w:val="single" w:color="auto" w:sz="4" w:space="0"/>
             <w:insideV w:val="single" w:color="auto" w:sz="4" w:space="0"/>
           </w:tblBorders>
+          <w:tblCellMar>
+            <w:top w:w="0" w:type="dxa"/>
+            <w:left w:w="108" w:type="dxa"/>
+            <w:bottom w:w="0" w:type="dxa"/>
+            <w:right w:w="108" w:type="dxa"/>
+          </w:tblCellMar>
         </w:tblPrEx>
         <w:trPr>
           <w:trHeight w:val="90" w:hRule="atLeast"/>
@@ -3113,6 +3119,12 @@
             <w:insideH w:val="single" w:color="auto" w:sz="4" w:space="0"/>
             <w:insideV w:val="single" w:color="auto" w:sz="4" w:space="0"/>
           </w:tblBorders>
+          <w:tblCellMar>
+            <w:top w:w="0" w:type="dxa"/>
+            <w:left w:w="108" w:type="dxa"/>
+            <w:bottom w:w="0" w:type="dxa"/>
+            <w:right w:w="108" w:type="dxa"/>
+          </w:tblCellMar>
         </w:tblPrEx>
         <w:tc>
           <w:tcPr>
@@ -3702,7 +3714,7 @@
                 <w:sz w:val="24"/>
                 <w:lang w:val="en-US" w:eastAsia="zh-CN"/>
               </w:rPr>
-              <w:t>费用：</w:t>
+              <w:t>标识：</w:t>
             </w:r>
             <w:r>
               <w:rPr>
@@ -3956,6 +3968,7 @@
           <w:p>
             <w:pPr>
               <w:numPr>
+                <w:ilvl w:val="0"/>
                 <w:numId w:val="0"/>
               </w:numPr>
               <w:jc w:val="left"/>
@@ -4632,7 +4645,7 @@
                 <w:sz w:val="24"/>
                 <w:lang w:val="en-US" w:eastAsia="zh-CN"/>
               </w:rPr>
-              <w:t>费用：</w:t>
+              <w:t>标识：</w:t>
             </w:r>
             <w:r>
               <w:rPr>
@@ -4823,6 +4836,7 @@
           <w:p>
             <w:pPr>
               <w:numPr>
+                <w:ilvl w:val="0"/>
                 <w:numId w:val="0"/>
               </w:numPr>
               <w:jc w:val="left"/>
@@ -5448,8 +5462,9 @@
                 <w:bCs/>
                 <w:kern w:val="0"/>
                 <w:sz w:val="24"/>
-              </w:rPr>
-              <w:t>费用：</w:t>
+                <w:lang w:eastAsia="zh-CN"/>
+              </w:rPr>
+              <w:t>标识：</w:t>
             </w:r>
             <w:r>
               <w:rPr>
@@ -6542,7 +6557,7 @@
                 <w:sz w:val="24"/>
                 <w:lang w:val="en-US" w:eastAsia="zh-CN"/>
               </w:rPr>
-              <w:t>费用：</w:t>
+              <w:t>标识：</w:t>
             </w:r>
             <w:r>
               <w:rPr>
@@ -6561,7 +6576,7 @@
                   <w14:round/>
                 </w14:textOutline>
               </w:rPr>
-              <w:t>●●</w:t>
+              <w:t>●</w:t>
             </w:r>
           </w:p>
         </w:tc>
@@ -7417,7 +7432,7 @@
                 <w:sz w:val="24"/>
                 <w:lang w:val="en-US" w:eastAsia="zh-CN"/>
               </w:rPr>
-              <w:t>费用：</w:t>
+              <w:t>标识：</w:t>
             </w:r>
             <w:r>
               <w:rPr>
@@ -7435,30 +7450,6 @@
                   <w14:prstDash w14:val="solid"/>
                   <w14:round/>
                 </w14:textOutline>
-              </w:rPr>
-              <w:t>●</w:t>
-            </w:r>
-            <w:r>
-              <w:rPr>
-                <w:rFonts w:hint="eastAsia" w:ascii="宋体" w:hAnsi="宋体" w:eastAsia="宋体" w:cs="宋体"/>
-                <w:color w:val="FFFFFF" w:themeColor="background1"/>
-                <w:sz w:val="24"/>
-                <w:szCs w:val="24"/>
-                <w:lang w:val="en-US" w:eastAsia="zh-CN"/>
-                <w14:textOutline w14:w="28575" w14:cmpd="sng">
-                  <w14:solidFill>
-                    <w14:schemeClr w14:val="tx1">
-                      <w14:alpha w14:val="0"/>
-                    </w14:schemeClr>
-                  </w14:solidFill>
-                  <w14:prstDash w14:val="solid"/>
-                  <w14:round/>
-                </w14:textOutline>
-                <w14:textFill>
-                  <w14:solidFill>
-                    <w14:schemeClr w14:val="bg1"/>
-                  </w14:solidFill>
-                </w14:textFill>
               </w:rPr>
               <w:t>●</w:t>
             </w:r>
@@ -8245,23 +8236,7 @@
                 <w:sz w:val="24"/>
                 <w:lang w:val="en-US" w:eastAsia="zh-CN"/>
               </w:rPr>
-              <w:t>费用：</w:t>
-            </w:r>
-            <w:r>
-              <w:rPr>
-                <w:rFonts w:hint="eastAsia" w:ascii="宋体" w:hAnsi="宋体" w:eastAsia="宋体" w:cs="宋体"/>
-                <w:color w:val="B94BFF"/>
-                <w:kern w:val="0"/>
-                <w:sz w:val="24"/>
-                <w14:textOutline w14:w="28575" w14:cap="flat" w14:cmpd="sng" w14:algn="ctr">
-                  <w14:solidFill>
-                    <w14:schemeClr w14:val="tx1"/>
-                  </w14:solidFill>
-                  <w14:prstDash w14:val="solid"/>
-                  <w14:round/>
-                </w14:textOutline>
-              </w:rPr>
-              <w:t>●</w:t>
+              <w:t>标识：</w:t>
             </w:r>
             <w:r>
               <w:rPr>
@@ -8449,6 +8424,7 @@
           <w:p>
             <w:pPr>
               <w:numPr>
+                <w:ilvl w:val="0"/>
                 <w:numId w:val="0"/>
               </w:numPr>
               <w:jc w:val="left"/>
@@ -8541,6 +8517,7 @@
           <w:p>
             <w:pPr>
               <w:numPr>
+                <w:ilvl w:val="0"/>
                 <w:numId w:val="0"/>
               </w:numPr>
               <w:jc w:val="left"/>
@@ -9485,7 +9462,7 @@
                 <w:sz w:val="24"/>
                 <w:lang w:val="en-US" w:eastAsia="zh-CN"/>
               </w:rPr>
-              <w:t>费用：</w:t>
+              <w:t>标识：</w:t>
             </w:r>
             <w:r>
               <w:rPr>
@@ -9506,25 +9483,6 @@
               </w:rPr>
               <w:t>●</w:t>
             </w:r>
-            <w:r>
-              <w:rPr>
-                <w:rFonts w:hint="eastAsia" w:ascii="宋体" w:hAnsi="宋体" w:eastAsia="宋体" w:cs="宋体"/>
-                <w:color w:val="FFB7E3"/>
-                <w:sz w:val="24"/>
-                <w:szCs w:val="24"/>
-                <w:lang w:val="en-US" w:eastAsia="zh-CN"/>
-                <w14:textOutline w14:w="28575" w14:cmpd="sng">
-                  <w14:solidFill>
-                    <w14:schemeClr w14:val="tx1">
-                      <w14:alpha w14:val="0"/>
-                    </w14:schemeClr>
-                  </w14:solidFill>
-                  <w14:prstDash w14:val="solid"/>
-                  <w14:round/>
-                </w14:textOutline>
-              </w:rPr>
-              <w:t>●</w:t>
-            </w:r>
           </w:p>
         </w:tc>
       </w:tr>
@@ -9716,6 +9674,7 @@
           <w:p>
             <w:pPr>
               <w:numPr>
+                <w:ilvl w:val="0"/>
                 <w:numId w:val="0"/>
               </w:numPr>
               <w:jc w:val="left"/>
@@ -9801,6 +9760,7 @@
           <w:p>
             <w:pPr>
               <w:numPr>
+                <w:ilvl w:val="0"/>
                 <w:numId w:val="0"/>
               </w:numPr>
               <w:jc w:val="left"/>
@@ -10431,7 +10391,7 @@
                 <w:sz w:val="24"/>
                 <w:lang w:val="en-US" w:eastAsia="zh-CN"/>
               </w:rPr>
-              <w:t>费用：</w:t>
+              <w:t>标识：</w:t>
             </w:r>
             <w:r>
               <w:rPr>
@@ -10452,22 +10412,6 @@
               </w:rPr>
               <w:t>●</w:t>
             </w:r>
-            <w:r>
-              <w:rPr>
-                <w:rFonts w:hint="eastAsia" w:ascii="宋体" w:hAnsi="宋体" w:eastAsia="宋体" w:cs="宋体"/>
-                <w:color w:val="B94BFF"/>
-                <w:kern w:val="0"/>
-                <w:sz w:val="24"/>
-                <w14:textOutline w14:w="28575" w14:cap="flat" w14:cmpd="sng" w14:algn="ctr">
-                  <w14:solidFill>
-                    <w14:schemeClr w14:val="tx1"/>
-                  </w14:solidFill>
-                  <w14:prstDash w14:val="solid"/>
-                  <w14:round/>
-                </w14:textOutline>
-              </w:rPr>
-              <w:t>●</w:t>
-            </w:r>
           </w:p>
         </w:tc>
       </w:tr>
@@ -10635,6 +10579,7 @@
           <w:p>
             <w:pPr>
               <w:numPr>
+                <w:ilvl w:val="0"/>
                 <w:numId w:val="0"/>
               </w:numPr>
               <w:jc w:val="left"/>
@@ -10719,6 +10664,7 @@
           <w:p>
             <w:pPr>
               <w:numPr>
+                <w:ilvl w:val="0"/>
                 <w:numId w:val="0"/>
               </w:numPr>
               <w:jc w:val="left"/>
@@ -11022,22 +10968,7 @@
                 <w:sz w:val="24"/>
                 <w:lang w:val="en-US" w:eastAsia="zh-CN"/>
               </w:rPr>
-              <w:t>费用：</w:t>
-            </w:r>
-            <w:r>
-              <w:rPr>
-                <w:rFonts w:hint="eastAsia" w:ascii="宋体" w:hAnsi="宋体" w:eastAsia="宋体" w:cs="宋体"/>
-                <w:color w:val="B94BFF"/>
-                <w:sz w:val="24"/>
-                <w14:textOutline w14:w="28575" w14:cap="flat" w14:cmpd="sng" w14:algn="ctr">
-                  <w14:solidFill>
-                    <w14:schemeClr w14:val="tx1"/>
-                  </w14:solidFill>
-                  <w14:prstDash w14:val="solid"/>
-                  <w14:round/>
-                </w14:textOutline>
-              </w:rPr>
-              <w:t>●</w:t>
+              <w:t>标识：</w:t>
             </w:r>
             <w:r>
               <w:rPr>
@@ -11237,6 +11168,12 @@
             <w:insideH w:val="single" w:color="auto" w:sz="4" w:space="0"/>
             <w:insideV w:val="single" w:color="auto" w:sz="4" w:space="0"/>
           </w:tblBorders>
+          <w:tblCellMar>
+            <w:top w:w="0" w:type="dxa"/>
+            <w:left w:w="108" w:type="dxa"/>
+            <w:bottom w:w="0" w:type="dxa"/>
+            <w:right w:w="108" w:type="dxa"/>
+          </w:tblCellMar>
         </w:tblPrEx>
         <w:trPr>
           <w:trHeight w:val="218" w:hRule="atLeast"/>
@@ -12000,7 +11937,7 @@
                 <w:sz w:val="24"/>
                 <w:lang w:val="en-US" w:eastAsia="zh-CN"/>
               </w:rPr>
-              <w:t>费用：</w:t>
+              <w:t>标识：</w:t>
             </w:r>
             <w:r>
               <w:rPr>
@@ -12015,7 +11952,7 @@
                   <w14:round/>
                 </w14:textOutline>
               </w:rPr>
-              <w:t>●●</w:t>
+              <w:t>●</w:t>
             </w:r>
           </w:p>
         </w:tc>
@@ -13066,31 +13003,12 @@
                 <w:sz w:val="24"/>
                 <w:lang w:val="en-US" w:eastAsia="zh-CN"/>
               </w:rPr>
-              <w:t>费用：</w:t>
+              <w:t>标识：</w:t>
             </w:r>
             <w:r>
               <w:rPr>
                 <w:rFonts w:hint="eastAsia" w:ascii="宋体" w:hAnsi="宋体" w:eastAsia="宋体" w:cs="宋体"/>
                 <w:color w:val="FF0000"/>
-                <w:sz w:val="24"/>
-                <w:szCs w:val="24"/>
-                <w:lang w:val="en-US" w:eastAsia="zh-CN"/>
-                <w14:textOutline w14:w="28575" w14:cmpd="sng">
-                  <w14:solidFill>
-                    <w14:schemeClr w14:val="tx1">
-                      <w14:alpha w14:val="0"/>
-                    </w14:schemeClr>
-                  </w14:solidFill>
-                  <w14:prstDash w14:val="solid"/>
-                  <w14:round/>
-                </w14:textOutline>
-              </w:rPr>
-              <w:t>●</w:t>
-            </w:r>
-            <w:r>
-              <w:rPr>
-                <w:rFonts w:hint="eastAsia" w:ascii="宋体" w:hAnsi="宋体" w:eastAsia="宋体" w:cs="宋体"/>
-                <w:color w:val="FFB7E3"/>
                 <w:sz w:val="24"/>
                 <w:szCs w:val="24"/>
                 <w:lang w:val="en-US" w:eastAsia="zh-CN"/>
@@ -13792,43 +13710,24 @@
                 <w:sz w:val="24"/>
                 <w:lang w:val="en-US" w:eastAsia="zh-CN"/>
               </w:rPr>
-              <w:t>费用：</w:t>
+              <w:t>标识：</w:t>
             </w:r>
             <w:r>
               <w:rPr>
                 <w:rFonts w:hint="eastAsia" w:ascii="宋体" w:hAnsi="宋体" w:eastAsia="宋体" w:cs="宋体"/>
-                <w:color w:val="B94BFF"/>
-                <w:sz w:val="24"/>
-                <w14:textOutline w14:w="28575" w14:cap="flat" w14:cmpd="sng" w14:algn="ctr">
+                <w:color w:val="FF0000"/>
+                <w:sz w:val="24"/>
+                <w:szCs w:val="24"/>
+                <w:lang w:val="en-US" w:eastAsia="zh-CN"/>
+                <w14:textOutline w14:w="28575" w14:cmpd="sng">
                   <w14:solidFill>
-                    <w14:schemeClr w14:val="tx1"/>
+                    <w14:schemeClr w14:val="tx1">
+                      <w14:alpha w14:val="0"/>
+                    </w14:schemeClr>
                   </w14:solidFill>
                   <w14:prstDash w14:val="solid"/>
                   <w14:round/>
                 </w14:textOutline>
-              </w:rPr>
-              <w:t>●</w:t>
-            </w:r>
-            <w:r>
-              <w:rPr>
-                <w:rFonts w:hint="eastAsia" w:ascii="宋体" w:hAnsi="宋体" w:eastAsia="宋体" w:cs="宋体"/>
-                <w:color w:val="595959" w:themeColor="text1" w:themeTint="A6"/>
-                <w:sz w:val="24"/>
-                <w14:textOutline w14:w="28575" w14:cap="flat" w14:cmpd="sng" w14:algn="ctr">
-                  <w14:solidFill>
-                    <w14:schemeClr w14:val="tx1"/>
-                  </w14:solidFill>
-                  <w14:prstDash w14:val="solid"/>
-                  <w14:round/>
-                </w14:textOutline>
-                <w14:textFill>
-                  <w14:solidFill>
-                    <w14:schemeClr w14:val="tx1">
-                      <w14:lumMod w14:val="65000"/>
-                      <w14:lumOff w14:val="35000"/>
-                    </w14:schemeClr>
-                  </w14:solidFill>
-                </w14:textFill>
               </w:rPr>
               <w:t>●</w:t>
             </w:r>
@@ -14257,12 +14156,6 @@
             <w:insideH w:val="single" w:color="auto" w:sz="4" w:space="0"/>
             <w:insideV w:val="single" w:color="auto" w:sz="4" w:space="0"/>
           </w:tblBorders>
-          <w:tblCellMar>
-            <w:top w:w="0" w:type="dxa"/>
-            <w:left w:w="108" w:type="dxa"/>
-            <w:bottom w:w="0" w:type="dxa"/>
-            <w:right w:w="108" w:type="dxa"/>
-          </w:tblCellMar>
         </w:tblPrEx>
         <w:tc>
           <w:tcPr>
@@ -14855,7 +14748,7 @@
                 <w:sz w:val="24"/>
                 <w:lang w:val="en-US" w:eastAsia="zh-CN"/>
               </w:rPr>
-              <w:t>费用：</w:t>
+              <w:t>标识：</w:t>
             </w:r>
             <w:r>
               <w:rPr>
@@ -14876,25 +14769,6 @@
               </w:rPr>
               <w:t>●</w:t>
             </w:r>
-            <w:r>
-              <w:rPr>
-                <w:rFonts w:hint="eastAsia" w:ascii="宋体" w:hAnsi="宋体" w:eastAsia="宋体" w:cs="宋体"/>
-                <w:color w:val="B94BFF"/>
-                <w:sz w:val="24"/>
-                <w:szCs w:val="24"/>
-                <w:lang w:val="en-US" w:eastAsia="zh-CN"/>
-                <w14:textOutline w14:w="28575" w14:cmpd="sng">
-                  <w14:solidFill>
-                    <w14:schemeClr w14:val="tx1">
-                      <w14:alpha w14:val="0"/>
-                    </w14:schemeClr>
-                  </w14:solidFill>
-                  <w14:prstDash w14:val="solid"/>
-                  <w14:round/>
-                </w14:textOutline>
-              </w:rPr>
-              <w:t>●</w:t>
-            </w:r>
           </w:p>
         </w:tc>
       </w:tr>
@@ -15097,6 +14971,7 @@
           <w:p>
             <w:pPr>
               <w:numPr>
+                <w:ilvl w:val="0"/>
                 <w:numId w:val="0"/>
               </w:numPr>
               <w:jc w:val="left"/>
@@ -15736,31 +15611,12 @@
                 <w:sz w:val="24"/>
                 <w:lang w:val="en-US" w:eastAsia="zh-CN"/>
               </w:rPr>
-              <w:t>费用：</w:t>
+              <w:t>标识：</w:t>
             </w:r>
             <w:r>
               <w:rPr>
                 <w:rFonts w:hint="eastAsia" w:ascii="宋体" w:hAnsi="宋体" w:eastAsia="宋体" w:cs="宋体"/>
                 <w:color w:val="FF0000"/>
-                <w:sz w:val="24"/>
-                <w:szCs w:val="24"/>
-                <w:lang w:val="en-US" w:eastAsia="zh-CN"/>
-                <w14:textOutline w14:w="28575" w14:cmpd="sng">
-                  <w14:solidFill>
-                    <w14:schemeClr w14:val="tx1">
-                      <w14:alpha w14:val="0"/>
-                    </w14:schemeClr>
-                  </w14:solidFill>
-                  <w14:prstDash w14:val="solid"/>
-                  <w14:round/>
-                </w14:textOutline>
-              </w:rPr>
-              <w:t>●</w:t>
-            </w:r>
-            <w:r>
-              <w:rPr>
-                <w:rFonts w:hint="eastAsia" w:ascii="宋体" w:hAnsi="宋体" w:eastAsia="宋体" w:cs="宋体"/>
-                <w:color w:val="B94BFF"/>
                 <w:sz w:val="24"/>
                 <w:szCs w:val="24"/>
                 <w:lang w:val="en-US" w:eastAsia="zh-CN"/>
@@ -16143,26 +15999,7 @@
                 <w:sz w:val="24"/>
                 <w:lang w:val="en-US" w:eastAsia="zh-CN"/>
               </w:rPr>
-              <w:t>费用：</w:t>
-            </w:r>
-            <w:r>
-              <w:rPr>
-                <w:rFonts w:hint="eastAsia" w:ascii="宋体" w:hAnsi="宋体" w:eastAsia="宋体" w:cs="宋体"/>
-                <w:color w:val="FF0000"/>
-                <w:sz w:val="24"/>
-                <w:szCs w:val="24"/>
-                <w:lang w:val="en-US" w:eastAsia="zh-CN"/>
-                <w14:textOutline w14:w="28575" w14:cmpd="sng">
-                  <w14:solidFill>
-                    <w14:schemeClr w14:val="tx1">
-                      <w14:alpha w14:val="0"/>
-                    </w14:schemeClr>
-                  </w14:solidFill>
-                  <w14:prstDash w14:val="solid"/>
-                  <w14:round/>
-                </w14:textOutline>
-              </w:rPr>
-              <w:t>●</w:t>
+              <w:t>标识：</w:t>
             </w:r>
             <w:r>
               <w:rPr>
@@ -16513,12 +16350,6 @@
             <w:insideH w:val="single" w:color="auto" w:sz="4" w:space="0"/>
             <w:insideV w:val="single" w:color="auto" w:sz="4" w:space="0"/>
           </w:tblBorders>
-          <w:tblCellMar>
-            <w:top w:w="0" w:type="dxa"/>
-            <w:left w:w="108" w:type="dxa"/>
-            <w:bottom w:w="0" w:type="dxa"/>
-            <w:right w:w="108" w:type="dxa"/>
-          </w:tblCellMar>
         </w:tblPrEx>
         <w:tc>
           <w:tcPr>
@@ -16550,10 +16381,7 @@
         </w:tc>
       </w:tr>
     </w:tbl>
-    <w:p>
-      <w:bookmarkStart w:id="0" w:name="_GoBack"/>
-      <w:bookmarkEnd w:id="0"/>
-    </w:p>
+    <w:p/>
     <w:tbl>
       <w:tblPr>
         <w:tblStyle w:val="3"/>
@@ -17184,7 +17012,7 @@
                 <w:sz w:val="24"/>
                 <w:lang w:val="en-US" w:eastAsia="zh-CN"/>
               </w:rPr>
-              <w:t>费用：</w:t>
+              <w:t>标识：</w:t>
             </w:r>
             <w:r>
               <w:rPr>
@@ -17205,21 +17033,6 @@
               </w:rPr>
               <w:t>●</w:t>
             </w:r>
-            <w:r>
-              <w:rPr>
-                <w:rFonts w:hint="eastAsia" w:ascii="宋体" w:hAnsi="宋体" w:eastAsia="宋体" w:cs="宋体"/>
-                <w:color w:val="00B050"/>
-                <w:sz w:val="24"/>
-                <w14:textOutline w14:w="28575" w14:cap="flat" w14:cmpd="sng" w14:algn="ctr">
-                  <w14:solidFill>
-                    <w14:schemeClr w14:val="tx1"/>
-                  </w14:solidFill>
-                  <w14:prstDash w14:val="solid"/>
-                  <w14:round/>
-                </w14:textOutline>
-              </w:rPr>
-              <w:t>●</w:t>
-            </w:r>
           </w:p>
         </w:tc>
       </w:tr>
@@ -17405,6 +17218,7 @@
           <w:p>
             <w:pPr>
               <w:numPr>
+                <w:ilvl w:val="0"/>
                 <w:numId w:val="0"/>
               </w:numPr>
               <w:jc w:val="left"/>
@@ -17516,6 +17330,12 @@
             <w:insideH w:val="single" w:color="auto" w:sz="4" w:space="0"/>
             <w:insideV w:val="single" w:color="auto" w:sz="4" w:space="0"/>
           </w:tblBorders>
+          <w:tblCellMar>
+            <w:top w:w="0" w:type="dxa"/>
+            <w:left w:w="108" w:type="dxa"/>
+            <w:bottom w:w="0" w:type="dxa"/>
+            <w:right w:w="108" w:type="dxa"/>
+          </w:tblCellMar>
         </w:tblPrEx>
         <w:tc>
           <w:tcPr>
@@ -18145,23 +17965,9 @@
                 <w:bCs/>
                 <w:kern w:val="0"/>
                 <w:sz w:val="24"/>
-              </w:rPr>
-              <w:t>费用：</w:t>
-            </w:r>
-            <w:r>
-              <w:rPr>
-                <w:rFonts w:hint="eastAsia" w:ascii="宋体" w:hAnsi="宋体" w:eastAsia="宋体" w:cs="宋体"/>
-                <w:color w:val="00B050"/>
-                <w:sz w:val="24"/>
-                <w14:textOutline w14:w="28575" w14:cap="flat" w14:cmpd="sng" w14:algn="ctr">
-                  <w14:solidFill>
-                    <w14:schemeClr w14:val="tx1"/>
-                  </w14:solidFill>
-                  <w14:prstDash w14:val="solid"/>
-                  <w14:round/>
-                </w14:textOutline>
-              </w:rPr>
-              <w:t>●</w:t>
+                <w:lang w:eastAsia="zh-CN"/>
+              </w:rPr>
+              <w:t>标识：</w:t>
             </w:r>
             <w:r>
               <w:rPr>
@@ -19196,27 +19002,12 @@
                 <w:sz w:val="24"/>
                 <w:lang w:val="en-US" w:eastAsia="zh-CN"/>
               </w:rPr>
-              <w:t>费用：</w:t>
+              <w:t>标识：</w:t>
             </w:r>
             <w:r>
               <w:rPr>
                 <w:rFonts w:hint="eastAsia" w:ascii="宋体" w:hAnsi="宋体" w:eastAsia="宋体" w:cs="宋体"/>
-                <w:color w:val="00B050"/>
-                <w:sz w:val="24"/>
-                <w14:textOutline w14:w="28575" w14:cap="flat" w14:cmpd="sng" w14:algn="ctr">
-                  <w14:solidFill>
-                    <w14:schemeClr w14:val="tx1"/>
-                  </w14:solidFill>
-                  <w14:prstDash w14:val="solid"/>
-                  <w14:round/>
-                </w14:textOutline>
-              </w:rPr>
-              <w:t>●</w:t>
-            </w:r>
-            <w:r>
-              <w:rPr>
-                <w:rFonts w:hint="eastAsia" w:ascii="宋体" w:hAnsi="宋体" w:eastAsia="宋体" w:cs="宋体"/>
-                <w:color w:val="FFB7E3"/>
+                <w:color w:val="FF0000"/>
                 <w:sz w:val="24"/>
                 <w:szCs w:val="24"/>
                 <w:lang w:val="en-US" w:eastAsia="zh-CN"/>
@@ -19232,6 +19023,8 @@
               </w:rPr>
               <w:t>●</w:t>
             </w:r>
+            <w:bookmarkStart w:id="0" w:name="_GoBack"/>
+            <w:bookmarkEnd w:id="0"/>
           </w:p>
         </w:tc>
       </w:tr>
@@ -19965,7 +19758,7 @@
     <w:lsdException w:qFormat="1" w:unhideWhenUsed="0" w:uiPriority="0" w:semiHidden="0" w:name="Title"/>
     <w:lsdException w:unhideWhenUsed="0" w:uiPriority="0" w:semiHidden="0" w:name="Closing"/>
     <w:lsdException w:unhideWhenUsed="0" w:uiPriority="0" w:semiHidden="0" w:name="Signature"/>
-    <w:lsdException w:unhideWhenUsed="0" w:uiPriority="0" w:name="Default Paragraph Font"/>
+    <w:lsdException w:qFormat="1" w:unhideWhenUsed="0" w:uiPriority="0" w:name="Default Paragraph Font"/>
     <w:lsdException w:unhideWhenUsed="0" w:uiPriority="0" w:semiHidden="0" w:name="Body Text"/>
     <w:lsdException w:unhideWhenUsed="0" w:uiPriority="0" w:semiHidden="0" w:name="Body Text Indent"/>
     <w:lsdException w:unhideWhenUsed="0" w:uiPriority="0" w:semiHidden="0" w:name="List Continue"/>
@@ -20003,7 +19796,7 @@
     <w:lsdException w:unhideWhenUsed="0" w:uiPriority="0" w:semiHidden="0" w:name="HTML Sample"/>
     <w:lsdException w:unhideWhenUsed="0" w:uiPriority="0" w:semiHidden="0" w:name="HTML Typewriter"/>
     <w:lsdException w:unhideWhenUsed="0" w:uiPriority="0" w:semiHidden="0" w:name="HTML Variable"/>
-    <w:lsdException w:unhideWhenUsed="0" w:uiPriority="0" w:name="Normal Table"/>
+    <w:lsdException w:qFormat="1" w:unhideWhenUsed="0" w:uiPriority="0" w:name="Normal Table"/>
     <w:lsdException w:unhideWhenUsed="0" w:uiPriority="0" w:semiHidden="0" w:name="annotation subject"/>
     <w:lsdException w:unhideWhenUsed="0" w:uiPriority="0" w:semiHidden="0" w:name="Table Simple 1"/>
     <w:lsdException w:unhideWhenUsed="0" w:uiPriority="0" w:semiHidden="0" w:name="Table Simple 2"/>
@@ -20168,11 +19961,13 @@
   <w:style w:type="character" w:default="1" w:styleId="4">
     <w:name w:val="Default Paragraph Font"/>
     <w:semiHidden/>
+    <w:qFormat/>
     <w:uiPriority w:val="0"/>
   </w:style>
   <w:style w:type="table" w:default="1" w:styleId="2">
     <w:name w:val="Normal Table"/>
     <w:semiHidden/>
+    <w:qFormat/>
     <w:uiPriority w:val="0"/>
     <w:tblPr>
       <w:tblCellMar>
